--- a/Quanta, Actually - SERIES/QED Course/chapters/Lesson 06 Hamiltonian Mechanics.docx
+++ b/Quanta, Actually - SERIES/QED Course/chapters/Lesson 06 Hamiltonian Mechanics.docx
@@ -17,7 +17,7 @@
         <w:jc w:val="center"/>
       </w:pPr>
       <w:r>
-        <w:t>Lesson 6 of the Complete Quantum Electrodynamics Course</w:t>
+        <w:t>Lesson 6 of Quantum, Actually, Volume 2: A QED Course</w:t>
       </w:r>
     </w:p>
     <w:p>
@@ -81,6 +81,59 @@
       <w:r>
         <w:t>The lesson moves from the Legendre transformation to Hamilton's equations, then to phase space and Poisson brackets, and ends with the two examples that matter most for QED: the harmonic oscillator in complex variables, and the charged particle with its minimal coupling rule. The final section states the rule that turns all of it into quantum mechanics. Expect six to eight focused hours.</w:t>
       </w:r>
+    </w:p>
+    <w:tbl>
+      <w:tblPr>
+        <w:tblW w:type="auto" w:w="0"/>
+        <w:jc w:val="center"/>
+        <w:tblLayout w:type="fixed"/>
+        <w:tblLook w:firstColumn="1" w:firstRow="1" w:lastColumn="0" w:lastRow="0" w:noHBand="0" w:noVBand="1" w:val="04A0"/>
+        <w:tblBorders>
+          <w:top w:val="single" w:sz="8" w:color="7FA7CF"/>
+          <w:left w:val="single" w:sz="8" w:color="7FA7CF"/>
+          <w:bottom w:val="single" w:sz="8" w:color="7FA7CF"/>
+          <w:right w:val="single" w:sz="8" w:color="7FA7CF"/>
+        </w:tblBorders>
+      </w:tblPr>
+      <w:tblGrid>
+        <w:gridCol w:w="9392"/>
+      </w:tblGrid>
+      <w:tr>
+        <w:tc>
+          <w:tcPr>
+            <w:tcW w:type="dxa" w:w="9392"/>
+            <w:shd w:fill="F3F7FB"/>
+            <w:tcMar>
+              <w:top w:w="140" w:type="dxa"/>
+              <w:start w:w="140" w:type="dxa"/>
+              <w:bottom w:w="140" w:type="dxa"/>
+              <w:end w:w="140" w:type="dxa"/>
+            </w:tcMar>
+          </w:tcPr>
+          <w:p>
+            <w:r>
+              <w:rPr>
+                <w:b/>
+                <w:color w:val="1F4E78"/>
+              </w:rPr>
+              <w:t>Plain-language start</w:t>
+            </w:r>
+          </w:p>
+          <w:p>
+            <w:pPr>
+              <w:spacing w:after="60"/>
+            </w:pPr>
+            <w:r>
+              <w:t>The Hamiltonian is the energy written in terms of positions and momenta. It is the bridge to quantum mechanics: in Lesson 12 the same Hamiltonian becomes the machine that turns the arrows of a quantum state.</w:t>
+            </w:r>
+          </w:p>
+        </w:tc>
+      </w:tr>
+    </w:tbl>
+    <w:p>
+      <w:pPr>
+        <w:spacing w:after="80"/>
+      </w:pPr>
     </w:p>
     <w:p>
       <w:pPr>
@@ -457,7 +510,13 @@
           </w:tcPr>
           <w:p>
             <w:r>
-              <w:t>ω_c</w:t>
+              <w:t>ω</w:t>
+            </w:r>
+            <w:r>
+              <w:rPr>
+                <w:vertAlign w:val="subscript"/>
+              </w:rPr>
+              <w:t>c</w:t>
             </w:r>
           </w:p>
         </w:tc>
@@ -782,7 +841,34 @@
     </w:p>
     <w:p>
       <w:r>
-        <w:t>For the harmonic oscillator, L = (1/2)m q̇² − (1/2)m ω² q², p = m q̇, and H = p²/(2m) + (1/2)m ω² q². For the pendulum, L = (1/2)m l² θ̇² + m g l cos θ, the momentum is p_θ = m l² θ̇ and H = p_θ²/(2m l²) − m g l cos θ. Note that p_θ has the dimensions of angular momentum, not momentum; conjugate momenta take their dimensions from their coordinates so that p q always has the dimension of action.</w:t>
+        <w:t>For the harmonic oscillator, L = (1/2)m q̇² − (1/2)m ω² q², p = m q̇, and H = p²/(2m) + (1/2)m ω² q². For the pendulum, L = (1/2)m l² θ̇² + m g l cos θ, the momentum is p</w:t>
+      </w:r>
+      <w:r>
+        <w:rPr>
+          <w:vertAlign w:val="subscript"/>
+        </w:rPr>
+        <w:t>θ</w:t>
+      </w:r>
+      <w:r>
+        <w:t xml:space="preserve"> = m l² θ̇ and H = p</w:t>
+      </w:r>
+      <w:r>
+        <w:rPr>
+          <w:vertAlign w:val="subscript"/>
+        </w:rPr>
+        <w:t>θ</w:t>
+      </w:r>
+      <w:r>
+        <w:t>²/(2m l²) − m g l cos θ. Note that p</w:t>
+      </w:r>
+      <w:r>
+        <w:rPr>
+          <w:vertAlign w:val="subscript"/>
+        </w:rPr>
+        <w:t>θ</w:t>
+      </w:r>
+      <w:r>
+        <w:t xml:space="preserve"> has the dimensions of angular momentum, not momentum; conjugate momenta take their dimensions from their coordinates so that p q always has the dimension of action.</w:t>
       </w:r>
     </w:p>
     <w:p>
@@ -1338,7 +1424,25 @@
     </w:p>
     <w:p>
       <w:r>
-        <w:t>For the pendulum, H = p_θ²/(2ml²) − mgl cos θ. Trajectories with E &lt; mgl are closed curves around the origin (oscillation); trajectories with E &gt; mgl run across all θ (rotation). The curve E = mgl is the separatrix, passing through the unstable equilibrium θ = π, p_θ = 0. Near the origin the curves are ellipses and the motion is harmonic; the separatrix is where the small-angle approximation fails completely. Phase portraits of this kind make the qualitative behavior visible before any equation is solved.</w:t>
+        <w:t>For the pendulum, H = p</w:t>
+      </w:r>
+      <w:r>
+        <w:rPr>
+          <w:vertAlign w:val="subscript"/>
+        </w:rPr>
+        <w:t>θ</w:t>
+      </w:r>
+      <w:r>
+        <w:t>²/(2ml²) − mgl cos θ. Trajectories with E &lt; mgl are closed curves around the origin (oscillation); trajectories with E &gt; mgl run across all θ (rotation). The curve E = mgl is the separatrix, passing through the unstable equilibrium θ = π, p</w:t>
+      </w:r>
+      <w:r>
+        <w:rPr>
+          <w:vertAlign w:val="subscript"/>
+        </w:rPr>
+        <w:t>θ</w:t>
+      </w:r>
+      <w:r>
+        <w:t xml:space="preserve"> = 0. Near the origin the curves are ellipses and the motion is harmonic; the separatrix is where the small-angle approximation fails completely. Phase portraits of this kind make the qualitative behavior visible before any equation is solved.</w:t>
       </w:r>
     </w:p>
     <w:p>
@@ -2012,7 +2116,34 @@
     </w:p>
     <w:p>
       <w:r>
-        <w:t>Consider the infinitesimal change of any function f under δf = ε{f, G} for some generator G. With G = pₓ, δq = ε{x, pₓ} = ε and δp = 0: the momentum generates translations along x. With G = L_z, δx = ε{x, L_z} = −εy and δy = ε{y, L_z} = εx: the angular momentum generates rotations about z. With G = H, δf = ε{f, H} = ε df/dt: the Hamiltonian generates time translation. A quantity that commutes with H is conserved, and the symmetry it generates leaves H invariant. This two-way relation between conservation laws and symmetries is Noether's theorem in Hamiltonian form (Lesson 28).</w:t>
+        <w:t>Consider the infinitesimal change of any function f under δf = ε{f, G} for some generator G. With G = pₓ, δq = ε{x, pₓ} = ε and δp = 0: the momentum generates translations along x. With G = L</w:t>
+      </w:r>
+      <w:r>
+        <w:rPr>
+          <w:vertAlign w:val="subscript"/>
+        </w:rPr>
+        <w:t>z</w:t>
+      </w:r>
+      <w:r>
+        <w:t>, δx = ε{x, L</w:t>
+      </w:r>
+      <w:r>
+        <w:rPr>
+          <w:vertAlign w:val="subscript"/>
+        </w:rPr>
+        <w:t>z</w:t>
+      </w:r>
+      <w:r>
+        <w:t>} = −εy and δy = ε{y, L</w:t>
+      </w:r>
+      <w:r>
+        <w:rPr>
+          <w:vertAlign w:val="subscript"/>
+        </w:rPr>
+        <w:t>z</w:t>
+      </w:r>
+      <w:r>
+        <w:t>} = εx: the angular momentum generates rotations about z. With G = H, δf = ε{f, H} = ε df/dt: the Hamiltonian generates time translation. A quantity that commutes with H is conserved, and the symmetry it generates leaves H invariant. This two-way relation between conservation laws and symmetries is Noether's theorem in Hamiltonian form (Lesson 28).</w:t>
       </w:r>
     </w:p>
     <w:p>
@@ -2026,7 +2157,79 @@
     </w:p>
     <w:p>
       <w:r>
-        <w:t>Verify {Lₓ, Lᵧ} = L_z. With Lₓ = y p_z − z pᵧ and Lᵧ = z pₓ − x p_z, the only brackets that survive are those between a coordinate and its own momentum. {y p_z, z pₓ} = y pₓ {p_z, z} = −y pₓ, and {−z pᵧ, −x p_z} = x pᵧ {z, p_z} = x pᵧ; the other two cross terms vanish. The sum is x pᵧ − y pₓ = L_z.</w:t>
+        <w:t>Verify {Lₓ, Lᵧ} = L</w:t>
+      </w:r>
+      <w:r>
+        <w:rPr>
+          <w:vertAlign w:val="subscript"/>
+        </w:rPr>
+        <w:t>z</w:t>
+      </w:r>
+      <w:r>
+        <w:t>. With Lₓ = y p</w:t>
+      </w:r>
+      <w:r>
+        <w:rPr>
+          <w:vertAlign w:val="subscript"/>
+        </w:rPr>
+        <w:t>z</w:t>
+      </w:r>
+      <w:r>
+        <w:t xml:space="preserve"> − z pᵧ and Lᵧ = z pₓ − x p</w:t>
+      </w:r>
+      <w:r>
+        <w:rPr>
+          <w:vertAlign w:val="subscript"/>
+        </w:rPr>
+        <w:t>z</w:t>
+      </w:r>
+      <w:r>
+        <w:t>, the only brackets that survive are those between a coordinate and its own momentum. {y p</w:t>
+      </w:r>
+      <w:r>
+        <w:rPr>
+          <w:vertAlign w:val="subscript"/>
+        </w:rPr>
+        <w:t>z</w:t>
+      </w:r>
+      <w:r>
+        <w:t>, z pₓ} = y pₓ {p</w:t>
+      </w:r>
+      <w:r>
+        <w:rPr>
+          <w:vertAlign w:val="subscript"/>
+        </w:rPr>
+        <w:t>z</w:t>
+      </w:r>
+      <w:r>
+        <w:t>, z} = −y pₓ, and {−z pᵧ, −x p</w:t>
+      </w:r>
+      <w:r>
+        <w:rPr>
+          <w:vertAlign w:val="subscript"/>
+        </w:rPr>
+        <w:t>z</w:t>
+      </w:r>
+      <w:r>
+        <w:t>} = x pᵧ {z, p</w:t>
+      </w:r>
+      <w:r>
+        <w:rPr>
+          <w:vertAlign w:val="subscript"/>
+        </w:rPr>
+        <w:t>z</w:t>
+      </w:r>
+      <w:r>
+        <w:t>} = x pᵧ; the other two cross terms vanish. The sum is x pᵧ − y pₓ = L</w:t>
+      </w:r>
+      <w:r>
+        <w:rPr>
+          <w:vertAlign w:val="subscript"/>
+        </w:rPr>
+        <w:t>z</w:t>
+      </w:r>
+      <w:r>
+        <w:t>.</w:t>
       </w:r>
     </w:p>
     <w:p>
@@ -2260,7 +2463,34 @@
     </w:p>
     <w:p>
       <w:r>
-        <w:t>Hamilton's equation for a is ȧ = {a, H} = ω a{a, a*} = −iω a, with solution a(t) = a(0)e^(−iωt). The complex variable rotates uniformly in the complex plane; its modulus squared is the energy divided by ω, and its phase is the phase of the oscillation. The equation is first order, and the solution has a definite positive frequency, in the sense of Lesson 4: a carries e^(−iωt) and a* carries e^(+iωt). Quantizing this system turns a and a* into the annihilation and creation operators of Lesson 34, and a free field is nothing but infinitely many such oscillators labeled by momentum.</w:t>
+        <w:t>Hamilton's equation for a is ȧ = {a, H} = ω a{a, a*} = −iω a, with solution a(t) = a(0)e</w:t>
+      </w:r>
+      <w:r>
+        <w:rPr>
+          <w:vertAlign w:val="superscript"/>
+        </w:rPr>
+        <w:t>−iωt</w:t>
+      </w:r>
+      <w:r>
+        <w:t>. The complex variable rotates uniformly in the complex plane; its modulus squared is the energy divided by ω, and its phase is the phase of the oscillation. The equation is first order, and the solution has a definite positive frequency, in the sense of Lesson 4: a carries e</w:t>
+      </w:r>
+      <w:r>
+        <w:rPr>
+          <w:vertAlign w:val="superscript"/>
+        </w:rPr>
+        <w:t>−iωt</w:t>
+      </w:r>
+      <w:r>
+        <w:t xml:space="preserve"> and a* carries e</w:t>
+      </w:r>
+      <w:r>
+        <w:rPr>
+          <w:vertAlign w:val="superscript"/>
+        </w:rPr>
+        <w:t>+iωt</w:t>
+      </w:r>
+      <w:r>
+        <w:t>. Quantizing this system turns a and a* into the annihilation and creation operators of Lesson 34, and a free field is nothing but infinitely many such oscillators labeled by momentum.</w:t>
       </w:r>
     </w:p>
     <w:p>
@@ -2545,7 +2775,79 @@
     </w:p>
     <w:p>
       <w:r>
-        <w:t>This is the minimal coupling rule. Since p^μ becomes i∂^μ in quantum mechanics, the rule becomes i∂^μ → i∂^μ − qA^μ, or ∂_μ → ∂_μ + iqA_μ, which is the covariant derivative of Lesson 41. Minimal coupling in QED, with q = −e for the electron, is this classical substitution applied to the Dirac field.</w:t>
+        <w:t>This is the minimal coupling rule. Since p</w:t>
+      </w:r>
+      <w:r>
+        <w:rPr>
+          <w:vertAlign w:val="superscript"/>
+        </w:rPr>
+        <w:t>μ</w:t>
+      </w:r>
+      <w:r>
+        <w:t xml:space="preserve"> becomes i∂</w:t>
+      </w:r>
+      <w:r>
+        <w:rPr>
+          <w:vertAlign w:val="superscript"/>
+        </w:rPr>
+        <w:t>μ</w:t>
+      </w:r>
+      <w:r>
+        <w:t xml:space="preserve"> in quantum mechanics, the rule becomes i∂</w:t>
+      </w:r>
+      <w:r>
+        <w:rPr>
+          <w:vertAlign w:val="superscript"/>
+        </w:rPr>
+        <w:t>μ</w:t>
+      </w:r>
+      <w:r>
+        <w:t xml:space="preserve"> → i∂</w:t>
+      </w:r>
+      <w:r>
+        <w:rPr>
+          <w:vertAlign w:val="superscript"/>
+        </w:rPr>
+        <w:t>μ</w:t>
+      </w:r>
+      <w:r>
+        <w:t xml:space="preserve"> − qA</w:t>
+      </w:r>
+      <w:r>
+        <w:rPr>
+          <w:vertAlign w:val="superscript"/>
+        </w:rPr>
+        <w:t>μ</w:t>
+      </w:r>
+      <w:r>
+        <w:t>, or ∂</w:t>
+      </w:r>
+      <w:r>
+        <w:rPr>
+          <w:vertAlign w:val="subscript"/>
+        </w:rPr>
+        <w:t>μ</w:t>
+      </w:r>
+      <w:r>
+        <w:t xml:space="preserve"> → ∂</w:t>
+      </w:r>
+      <w:r>
+        <w:rPr>
+          <w:vertAlign w:val="subscript"/>
+        </w:rPr>
+        <w:t>μ</w:t>
+      </w:r>
+      <w:r>
+        <w:t xml:space="preserve"> + iqA</w:t>
+      </w:r>
+      <w:r>
+        <w:rPr>
+          <w:vertAlign w:val="subscript"/>
+        </w:rPr>
+        <w:t>μ</w:t>
+      </w:r>
+      <w:r>
+        <w:t>, which is the covariant derivative of Lesson 41. Minimal coupling in QED, with q = −e for the electron, is this classical substitution applied to the Dirac field.</w:t>
       </w:r>
     </w:p>
     <w:p>
@@ -2559,7 +2861,52 @@
     </w:p>
     <w:p>
       <w:r>
-        <w:t>A particle of charge q moves in a uniform field B along z. With A = (−By, 0, 0), H = [(pₓ + qBy)² + pᵧ² + p_z²]/(2m). The coordinates x and z are cyclic, so pₓ and p_z are conserved. The y motion is governed by H_y = pᵧ²/(2m) + (q²B²/2m)(y + pₓ/(qB))², a harmonic oscillator centered at y₀ = −pₓ/(qB) with frequency ω_c = qB/m, the cyclotron frequency. Hamilton's equation ẋ = ∂H/∂pₓ = (pₓ + qBy)/m then shows that x oscillates at the same frequency: the orbit is a circle, traversed at ω_c independent of its radius.</w:t>
+        <w:t>A particle of charge q moves in a uniform field B along z. With A = (−By, 0, 0), H = [(pₓ + qBy)² + pᵧ² + p</w:t>
+      </w:r>
+      <w:r>
+        <w:rPr>
+          <w:vertAlign w:val="subscript"/>
+        </w:rPr>
+        <w:t>z</w:t>
+      </w:r>
+      <w:r>
+        <w:t>²]/(2m). The coordinates x and z are cyclic, so pₓ and p</w:t>
+      </w:r>
+      <w:r>
+        <w:rPr>
+          <w:vertAlign w:val="subscript"/>
+        </w:rPr>
+        <w:t>z</w:t>
+      </w:r>
+      <w:r>
+        <w:t xml:space="preserve"> are conserved. The y motion is governed by H</w:t>
+      </w:r>
+      <w:r>
+        <w:rPr>
+          <w:vertAlign w:val="subscript"/>
+        </w:rPr>
+        <w:t>y</w:t>
+      </w:r>
+      <w:r>
+        <w:t xml:space="preserve"> = pᵧ²/(2m) + (q²B²/2m)(y + pₓ/(qB))², a harmonic oscillator centered at y₀ = −pₓ/(qB) with frequency ω</w:t>
+      </w:r>
+      <w:r>
+        <w:rPr>
+          <w:vertAlign w:val="subscript"/>
+        </w:rPr>
+        <w:t>c</w:t>
+      </w:r>
+      <w:r>
+        <w:t xml:space="preserve"> = qB/m, the cyclotron frequency. Hamilton's equation ẋ = ∂H/∂pₓ = (pₓ + qBy)/m then shows that x oscillates at the same frequency: the orbit is a circle, traversed at ω</w:t>
+      </w:r>
+      <w:r>
+        <w:rPr>
+          <w:vertAlign w:val="subscript"/>
+        </w:rPr>
+        <w:t>c</w:t>
+      </w:r>
+      <w:r>
+        <w:t xml:space="preserve"> independent of its radius.</w:t>
       </w:r>
     </w:p>
     <w:p>
@@ -3150,7 +3497,34 @@
           </w:tcPr>
           <w:p>
             <w:r>
-              <w:t>Covariant derivative D_μ = ∂_μ + iqA_μ (Lesson 41)</w:t>
+              <w:t>Covariant derivative D</w:t>
+            </w:r>
+            <w:r>
+              <w:rPr>
+                <w:vertAlign w:val="subscript"/>
+              </w:rPr>
+              <w:t>μ</w:t>
+            </w:r>
+            <w:r>
+              <w:t xml:space="preserve"> = ∂</w:t>
+            </w:r>
+            <w:r>
+              <w:rPr>
+                <w:vertAlign w:val="subscript"/>
+              </w:rPr>
+              <w:t>μ</w:t>
+            </w:r>
+            <w:r>
+              <w:t xml:space="preserve"> + iqA</w:t>
+            </w:r>
+            <w:r>
+              <w:rPr>
+                <w:vertAlign w:val="subscript"/>
+              </w:rPr>
+              <w:t>μ</w:t>
+            </w:r>
+            <w:r>
+              <w:t xml:space="preserve"> (Lesson 41)</w:t>
             </w:r>
           </w:p>
         </w:tc>
@@ -3276,7 +3650,16 @@
         </w:numPr>
       </w:pPr>
       <w:r>
-        <w:t>The oscillator in complex variables has H = ωa*a and {a, a*} = −i, with a rotating as e^(−iωt).</w:t>
+        <w:t>The oscillator in complex variables has H = ωa*a and {a, a*} = −i, with a rotating as e</w:t>
+      </w:r>
+      <w:r>
+        <w:rPr>
+          <w:vertAlign w:val="superscript"/>
+        </w:rPr>
+        <w:t>−iωt</w:t>
+      </w:r>
+      <w:r>
+        <w:t>.</w:t>
       </w:r>
     </w:p>
     <w:p>
@@ -3288,7 +3671,34 @@
         </w:numPr>
       </w:pPr>
       <w:r>
-        <w:t>The charged particle has H = (p − qA)²/2m + qφ, obtained by the minimal coupling rule p^μ → p^μ − qA^μ.</w:t>
+        <w:t>The charged particle has H = (p − qA)²/2m + qφ, obtained by the minimal coupling rule p</w:t>
+      </w:r>
+      <w:r>
+        <w:rPr>
+          <w:vertAlign w:val="superscript"/>
+        </w:rPr>
+        <w:t>μ</w:t>
+      </w:r>
+      <w:r>
+        <w:t xml:space="preserve"> → p</w:t>
+      </w:r>
+      <w:r>
+        <w:rPr>
+          <w:vertAlign w:val="superscript"/>
+        </w:rPr>
+        <w:t>μ</w:t>
+      </w:r>
+      <w:r>
+        <w:t xml:space="preserve"> − qA</w:t>
+      </w:r>
+      <w:r>
+        <w:rPr>
+          <w:vertAlign w:val="superscript"/>
+        </w:rPr>
+        <w:t>μ</w:t>
+      </w:r>
+      <w:r>
+        <w:t>.</w:t>
       </w:r>
     </w:p>
     <w:p>
@@ -3401,7 +3811,13 @@
           </w:tcPr>
           <w:p>
             <w:r>
-              <w:t>For L = (1/2)mq̇² − V(q), find H, write Hamilton's equations, and show they are equivalent to Newton's law.</w:t>
+              <w:rPr>
+                <w:b/>
+              </w:rPr>
+              <w:t>Core.</w:t>
+            </w:r>
+            <w:r>
+              <w:t xml:space="preserve"> For L = (1/2)mq̇² − V(q), find H, write Hamilton's equations, and show they are equivalent to Newton's law.</w:t>
             </w:r>
           </w:p>
         </w:tc>
@@ -3439,7 +3855,13 @@
           </w:tcPr>
           <w:p>
             <w:r>
-              <w:t>Solve Hamilton's equations for the oscillator with q(0) = q₀ and p(0) = 0. Find the semi-axes of the phase-space ellipse and verify that its area is 2πE/ω.</w:t>
+              <w:rPr>
+                <w:b/>
+              </w:rPr>
+              <w:t>Core.</w:t>
+            </w:r>
+            <w:r>
+              <w:t xml:space="preserve"> Solve Hamilton's equations for the oscillator with q(0) = q₀ and p(0) = 0. Find the semi-axes of the phase-space ellipse and verify that its area is 2πE/ω.</w:t>
             </w:r>
           </w:p>
         </w:tc>
@@ -3475,7 +3897,13 @@
           </w:tcPr>
           <w:p>
             <w:r>
-              <w:t>Find the Hamiltonian of the free relativistic particle from L = −m√(1 − v²).</w:t>
+              <w:rPr>
+                <w:b/>
+              </w:rPr>
+              <w:t>Core.</w:t>
+            </w:r>
+            <w:r>
+              <w:t xml:space="preserve"> Find the Hamiltonian of the free relativistic particle from L = −m√(1 − v²).</w:t>
             </w:r>
           </w:p>
         </w:tc>
@@ -3513,7 +3941,13 @@
           </w:tcPr>
           <w:p>
             <w:r>
-              <w:t>Write the Hamiltonian of the pendulum, find the energy of the separatrix, and describe the two kinds of trajectory.</w:t>
+              <w:rPr>
+                <w:b/>
+              </w:rPr>
+              <w:t>Extension.</w:t>
+            </w:r>
+            <w:r>
+              <w:t xml:space="preserve"> Write the Hamiltonian of the pendulum, find the energy of the separatrix, and describe the two kinds of trajectory.</w:t>
             </w:r>
           </w:p>
         </w:tc>
@@ -3549,7 +3983,13 @@
           </w:tcPr>
           <w:p>
             <w:r>
-              <w:t>Show from Hamilton's equations that dH/dt = ∂H/∂t.</w:t>
+              <w:rPr>
+                <w:b/>
+              </w:rPr>
+              <w:t>Core.</w:t>
+            </w:r>
+            <w:r>
+              <w:t xml:space="preserve"> Show from Hamilton's equations that dH/dt = ∂H/∂t.</w:t>
             </w:r>
           </w:p>
         </w:tc>
@@ -3587,7 +4027,13 @@
           </w:tcPr>
           <w:p>
             <w:r>
-              <w:t>Prove Liouville's theorem by computing the divergence of the phase-space velocity field.</w:t>
+              <w:rPr>
+                <w:b/>
+              </w:rPr>
+              <w:t>Extension.</w:t>
+            </w:r>
+            <w:r>
+              <w:t xml:space="preserve"> Prove Liouville's theorem by computing the divergence of the phase-space velocity field.</w:t>
             </w:r>
           </w:p>
         </w:tc>
@@ -3623,7 +4069,13 @@
           </w:tcPr>
           <w:p>
             <w:r>
-              <w:t>Compute {q², p}, {q, p²}, and {f(q), p} for an arbitrary function f.</w:t>
+              <w:rPr>
+                <w:b/>
+              </w:rPr>
+              <w:t>Core.</w:t>
+            </w:r>
+            <w:r>
+              <w:t xml:space="preserve"> Compute {q², p}, {q, p²}, and {f(q), p} for an arbitrary function f.</w:t>
             </w:r>
           </w:p>
         </w:tc>
@@ -3661,7 +4113,13 @@
           </w:tcPr>
           <w:p>
             <w:r>
-              <w:t>Show that {L², Lᵢ} = 0 using {Lᵢ, Lⱼ} = εᵢⱼₖLₖ and the Leibniz rule.</w:t>
+              <w:rPr>
+                <w:b/>
+              </w:rPr>
+              <w:t>Core.</w:t>
+            </w:r>
+            <w:r>
+              <w:t xml:space="preserve"> Show that {L², Lᵢ} = 0 using {Lᵢ, Lⱼ} = εᵢⱼₖLₖ and the Leibniz rule.</w:t>
             </w:r>
           </w:p>
         </w:tc>
@@ -3697,7 +4155,31 @@
           </w:tcPr>
           <w:p>
             <w:r>
-              <w:t>For H = p²/2m + V(r) with r = |x|, show that {L_z, H} = 0 and hence that L_z is conserved.</w:t>
+              <w:rPr>
+                <w:b/>
+              </w:rPr>
+              <w:t>Extension.</w:t>
+            </w:r>
+            <w:r>
+              <w:t xml:space="preserve"> For H = p²/2m + V(r) with r = |x|, show that {L</w:t>
+            </w:r>
+            <w:r>
+              <w:rPr>
+                <w:vertAlign w:val="subscript"/>
+              </w:rPr>
+              <w:t>z</w:t>
+            </w:r>
+            <w:r>
+              <w:t>, H} = 0 and hence that L</w:t>
+            </w:r>
+            <w:r>
+              <w:rPr>
+                <w:vertAlign w:val="subscript"/>
+              </w:rPr>
+              <w:t>z</w:t>
+            </w:r>
+            <w:r>
+              <w:t xml:space="preserve"> is conserved.</w:t>
             </w:r>
           </w:p>
         </w:tc>
@@ -3735,7 +4217,22 @@
           </w:tcPr>
           <w:p>
             <w:r>
-              <w:t>Show that δf = ε{f, L_z} rotates the coordinates: δx = −εy, δy = εx, δz = 0.</w:t>
+              <w:rPr>
+                <w:b/>
+              </w:rPr>
+              <w:t>Core.</w:t>
+            </w:r>
+            <w:r>
+              <w:t xml:space="preserve"> Show that δf = ε{f, L</w:t>
+            </w:r>
+            <w:r>
+              <w:rPr>
+                <w:vertAlign w:val="subscript"/>
+              </w:rPr>
+              <w:t>z</w:t>
+            </w:r>
+            <w:r>
+              <w:t>} rotates the coordinates: δx = −εy, δy = εx, δz = 0.</w:t>
             </w:r>
           </w:p>
         </w:tc>
@@ -3771,7 +4268,13 @@
           </w:tcPr>
           <w:p>
             <w:r>
-              <w:t>With a = (mωq + ip)/√(2mω), verify H = ωa*a and derive ȧ = −iωa from Hamilton's equation for a.</w:t>
+              <w:rPr>
+                <w:b/>
+              </w:rPr>
+              <w:t>Core.</w:t>
+            </w:r>
+            <w:r>
+              <w:t xml:space="preserve"> With a = (mωq + ip)/√(2mω), verify H = ωa*a and derive ȧ = −iωa from Hamilton's equation for a.</w:t>
             </w:r>
           </w:p>
         </w:tc>
@@ -3809,7 +4312,13 @@
           </w:tcPr>
           <w:p>
             <w:r>
-              <w:t>From H = (p − qA)²/2m + qφ, write Hamilton's equations and show they give m dv/dt = q(E + v × B).</w:t>
+              <w:rPr>
+                <w:b/>
+              </w:rPr>
+              <w:t>Extension.</w:t>
+            </w:r>
+            <w:r>
+              <w:t xml:space="preserve"> From H = (p − qA)²/2m + qφ, write Hamilton's equations and show they give m dv/dt = q(E + v × B).</w:t>
             </w:r>
           </w:p>
         </w:tc>
@@ -3845,7 +4354,13 @@
           </w:tcPr>
           <w:p>
             <w:r>
-              <w:t>For a uniform magnetic field with A = (−By, 0, 0), find the conserved momenta, the cyclotron frequency, and the center of the circular orbit.</w:t>
+              <w:rPr>
+                <w:b/>
+              </w:rPr>
+              <w:t>Extension.</w:t>
+            </w:r>
+            <w:r>
+              <w:t xml:space="preserve"> For a uniform magnetic field with A = (−By, 0, 0), find the conserved momenta, the cyclotron frequency, and the center of the circular orbit.</w:t>
             </w:r>
           </w:p>
         </w:tc>
@@ -3883,7 +4398,13 @@
           </w:tcPr>
           <w:p>
             <w:r>
-              <w:t>Derive H = √((p − qA)² + m²) + qφ from L = −m√(1 − v²) − qφ + q v·A.</w:t>
+              <w:rPr>
+                <w:b/>
+              </w:rPr>
+              <w:t>Extension.</w:t>
+            </w:r>
+            <w:r>
+              <w:t xml:space="preserve"> Derive H = √((p − qA)² + m²) + qφ from L = −m√(1 − v²) − qφ + q v·A.</w:t>
             </w:r>
           </w:p>
         </w:tc>
@@ -3919,7 +4440,13 @@
           </w:tcPr>
           <w:p>
             <w:r>
-              <w:t>Show that Q = p, P = −q is a canonical transformation ({Q, P} = 1) and write Hamilton's equations for the oscillator in the new variables.</w:t>
+              <w:rPr>
+                <w:b/>
+              </w:rPr>
+              <w:t>Extension.</w:t>
+            </w:r>
+            <w:r>
+              <w:t xml:space="preserve"> Show that Q = p, P = −q is a canonical transformation ({Q, P} = 1) and write Hamilton's equations for the oscillator in the new variables.</w:t>
             </w:r>
           </w:p>
         </w:tc>
@@ -3957,7 +4484,22 @@
           </w:tcPr>
           <w:p>
             <w:r>
-              <w:t>Challenge: with [q, p] = i, show that [a, a†] = 1 for a = (mωq + ip)/√(2mω), that H = ω(a†a + 1/2), and that the Heisenberg equation gives a(t) = a(0)e^(−iωt).</w:t>
+              <w:rPr>
+                <w:b/>
+              </w:rPr>
+              <w:t>Challenge.</w:t>
+            </w:r>
+            <w:r>
+              <w:t xml:space="preserve"> With [q, p] = i, show that [a, a†] = 1 for a = (mωq + ip)/√(2mω), that H = ω(a†a + 1/2), and that the Heisenberg equation gives a(t) = a(0)e</w:t>
+            </w:r>
+            <w:r>
+              <w:rPr>
+                <w:vertAlign w:val="superscript"/>
+              </w:rPr>
+              <w:t>−iωt</w:t>
+            </w:r>
+            <w:r>
+              <w:t>.</w:t>
             </w:r>
           </w:p>
         </w:tc>
@@ -3969,6 +4511,14 @@
       </w:pPr>
       <w:r>
         <w:t>Solutions</w:t>
+      </w:r>
+    </w:p>
+    <w:p>
+      <w:r>
+        <w:rPr>
+          <w:i/>
+        </w:rPr>
+        <w:t>Attempt each exercise before reading its solution. If you are stuck, read only the first sentence of the solution, then try again.</w:t>
       </w:r>
     </w:p>
     <w:p>
@@ -4024,7 +4574,34 @@
         <w:t xml:space="preserve"> </w:t>
       </w:r>
       <w:r>
-        <w:t>H = p_θ²/(2ml²) − mgl cos θ. The unstable equilibrium θ = π, p_θ = 0 has energy mgl, the separatrix energy. Below it the pendulum oscillates on closed curves; above it p_θ never vanishes and the pendulum rotates continuously.</w:t>
+        <w:t>H = p</w:t>
+      </w:r>
+      <w:r>
+        <w:rPr>
+          <w:vertAlign w:val="subscript"/>
+        </w:rPr>
+        <w:t>θ</w:t>
+      </w:r>
+      <w:r>
+        <w:t>²/(2ml²) − mgl cos θ. The unstable equilibrium θ = π, p</w:t>
+      </w:r>
+      <w:r>
+        <w:rPr>
+          <w:vertAlign w:val="subscript"/>
+        </w:rPr>
+        <w:t>θ</w:t>
+      </w:r>
+      <w:r>
+        <w:t xml:space="preserve"> = 0 has energy mgl, the separatrix energy. Below it the pendulum oscillates on closed curves; above it p</w:t>
+      </w:r>
+      <w:r>
+        <w:rPr>
+          <w:vertAlign w:val="subscript"/>
+        </w:rPr>
+        <w:t>θ</w:t>
+      </w:r>
+      <w:r>
+        <w:t xml:space="preserve"> never vanishes and the pendulum rotates continuously.</w:t>
       </w:r>
     </w:p>
     <w:p>
@@ -4094,7 +4671,97 @@
         <w:t xml:space="preserve"> </w:t>
       </w:r>
       <w:r>
-        <w:t>L_z generates rotations about z, and both p² and r are unchanged by rotations, so {L_z, p²} = 0 and {L_z, V(r)} = 0. Explicitly, {L_z, pₓ} = {xpᵧ − ypₓ, pₓ} = pᵧ and {L_z, pᵧ} = −pₓ, so {L_z, p²} = 2pₓ{L_z, pₓ} + 2pᵧ{L_z, pᵧ} = 2pₓpᵧ − 2pᵧpₓ = 0. Hence dL_z/dt = {L_z, H} = 0.</w:t>
+        <w:t>L</w:t>
+      </w:r>
+      <w:r>
+        <w:rPr>
+          <w:vertAlign w:val="subscript"/>
+        </w:rPr>
+        <w:t>z</w:t>
+      </w:r>
+      <w:r>
+        <w:t xml:space="preserve"> generates rotations about z, and both p² and r are unchanged by rotations, so {L</w:t>
+      </w:r>
+      <w:r>
+        <w:rPr>
+          <w:vertAlign w:val="subscript"/>
+        </w:rPr>
+        <w:t>z</w:t>
+      </w:r>
+      <w:r>
+        <w:t>, p²} = 0 and {L</w:t>
+      </w:r>
+      <w:r>
+        <w:rPr>
+          <w:vertAlign w:val="subscript"/>
+        </w:rPr>
+        <w:t>z</w:t>
+      </w:r>
+      <w:r>
+        <w:t>, V(r)} = 0. Explicitly, {L</w:t>
+      </w:r>
+      <w:r>
+        <w:rPr>
+          <w:vertAlign w:val="subscript"/>
+        </w:rPr>
+        <w:t>z</w:t>
+      </w:r>
+      <w:r>
+        <w:t>, pₓ} = {xpᵧ − ypₓ, pₓ} = pᵧ and {L</w:t>
+      </w:r>
+      <w:r>
+        <w:rPr>
+          <w:vertAlign w:val="subscript"/>
+        </w:rPr>
+        <w:t>z</w:t>
+      </w:r>
+      <w:r>
+        <w:t>, pᵧ} = −pₓ, so {L</w:t>
+      </w:r>
+      <w:r>
+        <w:rPr>
+          <w:vertAlign w:val="subscript"/>
+        </w:rPr>
+        <w:t>z</w:t>
+      </w:r>
+      <w:r>
+        <w:t>, p²} = 2pₓ{L</w:t>
+      </w:r>
+      <w:r>
+        <w:rPr>
+          <w:vertAlign w:val="subscript"/>
+        </w:rPr>
+        <w:t>z</w:t>
+      </w:r>
+      <w:r>
+        <w:t>, pₓ} + 2pᵧ{L</w:t>
+      </w:r>
+      <w:r>
+        <w:rPr>
+          <w:vertAlign w:val="subscript"/>
+        </w:rPr>
+        <w:t>z</w:t>
+      </w:r>
+      <w:r>
+        <w:t>, pᵧ} = 2pₓpᵧ − 2pᵧpₓ = 0. Hence dL</w:t>
+      </w:r>
+      <w:r>
+        <w:rPr>
+          <w:vertAlign w:val="subscript"/>
+        </w:rPr>
+        <w:t>z</w:t>
+      </w:r>
+      <w:r>
+        <w:t>/dt = {L</w:t>
+      </w:r>
+      <w:r>
+        <w:rPr>
+          <w:vertAlign w:val="subscript"/>
+        </w:rPr>
+        <w:t>z</w:t>
+      </w:r>
+      <w:r>
+        <w:t>, H} = 0.</w:t>
       </w:r>
     </w:p>
     <w:p>
@@ -4108,7 +4775,34 @@
         <w:t xml:space="preserve"> </w:t>
       </w:r>
       <w:r>
-        <w:t>{x, L_z} = {x, xpᵧ − ypₓ} = −y{x, pₓ} = −y; {y, L_z} = x{y, pᵧ} = x; {z, L_z} = 0. This is an infinitesimal rotation by angle ε about the z axis.</w:t>
+        <w:t>{x, L</w:t>
+      </w:r>
+      <w:r>
+        <w:rPr>
+          <w:vertAlign w:val="subscript"/>
+        </w:rPr>
+        <w:t>z</w:t>
+      </w:r>
+      <w:r>
+        <w:t>} = {x, xpᵧ − ypₓ} = −y{x, pₓ} = −y; {y, L</w:t>
+      </w:r>
+      <w:r>
+        <w:rPr>
+          <w:vertAlign w:val="subscript"/>
+        </w:rPr>
+        <w:t>z</w:t>
+      </w:r>
+      <w:r>
+        <w:t>} = x{y, pᵧ} = x; {z, L</w:t>
+      </w:r>
+      <w:r>
+        <w:rPr>
+          <w:vertAlign w:val="subscript"/>
+        </w:rPr>
+        <w:t>z</w:t>
+      </w:r>
+      <w:r>
+        <w:t>} = 0. This is an infinitesimal rotation by angle ε about the z axis.</w:t>
       </w:r>
     </w:p>
     <w:p>
@@ -4136,7 +4830,16 @@
         <w:t xml:space="preserve"> </w:t>
       </w:r>
       <w:r>
-        <w:t>ẋ = ∂H/∂p = (p − qA)/m, so mv = p − qA. ṗᵢ = −∂H/∂xᵢ = (q/m)(p − qA)ⱼ ∂ᵢAⱼ − q∂ᵢφ = q vⱼ∂ᵢAⱼ − q∂ᵢφ. Then m dvᵢ/dt = ṗᵢ − q dAᵢ/dt = q vⱼ∂ᵢAⱼ − q∂ᵢφ − q∂_tAᵢ − q vⱼ∂ⱼAᵢ = qEᵢ + q vⱼ(∂ᵢAⱼ − ∂ⱼAᵢ) = qEᵢ + q(v × B)ᵢ.</w:t>
+        <w:t>ẋ = ∂H/∂p = (p − qA)/m, so mv = p − qA. ṗᵢ = −∂H/∂xᵢ = (q/m)(p − qA)ⱼ ∂ᵢAⱼ − q∂ᵢφ = q vⱼ∂ᵢAⱼ − q∂ᵢφ. Then m dvᵢ/dt = ṗᵢ − q dAᵢ/dt = q vⱼ∂ᵢAⱼ − q∂ᵢφ − q∂</w:t>
+      </w:r>
+      <w:r>
+        <w:rPr>
+          <w:vertAlign w:val="subscript"/>
+        </w:rPr>
+        <w:t>t</w:t>
+      </w:r>
+      <w:r>
+        <w:t>Aᵢ − q vⱼ∂ⱼAᵢ = qEᵢ + q vⱼ(∂ᵢAⱼ − ∂ⱼAᵢ) = qEᵢ + q(v × B)ᵢ.</w:t>
       </w:r>
     </w:p>
     <w:p>
@@ -4150,7 +4853,34 @@
         <w:t xml:space="preserve"> </w:t>
       </w:r>
       <w:r>
-        <w:t>H = [(pₓ + qBy)² + pᵧ² + p_z²]/(2m). Since x and z are cyclic, pₓ and p_z are conserved. The y motion is an oscillator of frequency ω_c = qB/m about y₀ = −pₓ/(qB); with ẋ = (pₓ + qBy)/m the orbit in the xy plane is a circle centered at y = y₀.</w:t>
+        <w:t>H = [(pₓ + qBy)² + pᵧ² + p</w:t>
+      </w:r>
+      <w:r>
+        <w:rPr>
+          <w:vertAlign w:val="subscript"/>
+        </w:rPr>
+        <w:t>z</w:t>
+      </w:r>
+      <w:r>
+        <w:t>²]/(2m). Since x and z are cyclic, pₓ and p</w:t>
+      </w:r>
+      <w:r>
+        <w:rPr>
+          <w:vertAlign w:val="subscript"/>
+        </w:rPr>
+        <w:t>z</w:t>
+      </w:r>
+      <w:r>
+        <w:t xml:space="preserve"> are conserved. The y motion is an oscillator of frequency ω</w:t>
+      </w:r>
+      <w:r>
+        <w:rPr>
+          <w:vertAlign w:val="subscript"/>
+        </w:rPr>
+        <w:t>c</w:t>
+      </w:r>
+      <w:r>
+        <w:t xml:space="preserve"> = qB/m about y₀ = −pₓ/(qB); with ẋ = (pₓ + qBy)/m the orbit in the xy plane is a circle centered at y = y₀.</w:t>
       </w:r>
     </w:p>
     <w:p>
@@ -4192,7 +4922,16 @@
         <w:t xml:space="preserve"> </w:t>
       </w:r>
       <w:r>
-        <w:t>[a, a†] = (1/2mω)[mωq + ip, mωq − ip] = (1/2mω)(−imω[q, p] + imω[p, q]) = (1/2mω)(mω + mω) = 1. Substituting q = (a + a†)/√(2mω) and p = −i√(mω/2)(a − a†) into H gives H = (ω/2)(aa† + a†a) = ω(a†a + 1/2) using aa† = a†a + 1. The Heisenberg equation ȧ = i[H, a] = iω[a†a, a] = iω(−a) = −iωa, so a(t) = a(0)e^(−iωt), as in the classical case.</w:t>
+        <w:t>[a, a†] = (1/2mω)[mωq + ip, mωq − ip] = (1/2mω)(−imω[q, p] + imω[p, q]) = (1/2mω)(mω + mω) = 1. Substituting q = (a + a†)/√(2mω) and p = −i√(mω/2)(a − a†) into H gives H = (ω/2)(aa† + a†a) = ω(a†a + 1/2) using aa† = a†a + 1. The Heisenberg equation ȧ = i[H, a] = iω[a†a, a] = iω(−a) = −iωa, so a(t) = a(0)e</w:t>
+      </w:r>
+      <w:r>
+        <w:rPr>
+          <w:vertAlign w:val="superscript"/>
+        </w:rPr>
+        <w:t>−iωt</w:t>
+      </w:r>
+      <w:r>
+        <w:t>, as in the classical case.</w:t>
       </w:r>
     </w:p>
     <w:p>
@@ -4200,71 +4939,12 @@
         <w:pStyle w:val="Heading2"/>
       </w:pPr>
       <w:r>
-        <w:t>Mastery checklist</w:t>
+        <w:t>Mastery check</w:t>
       </w:r>
     </w:p>
     <w:p>
-      <w:pPr>
-        <w:pStyle w:val="ListBullet"/>
-      </w:pPr>
       <w:r>
-        <w:t>I can perform the Legendre transformation for any Lagrangian with an invertible velocity dependence.</w:t>
-      </w:r>
-    </w:p>
-    <w:p>
-      <w:pPr>
-        <w:pStyle w:val="ListBullet"/>
-      </w:pPr>
-      <w:r>
-        <w:t>I can write Hamilton's equations from memory with the correct signs and solve them for the oscillator.</w:t>
-      </w:r>
-    </w:p>
-    <w:p>
-      <w:pPr>
-        <w:pStyle w:val="ListBullet"/>
-      </w:pPr>
-      <w:r>
-        <w:t>I can draw the phase portrait of the oscillator and the pendulum and locate the separatrix.</w:t>
-      </w:r>
-    </w:p>
-    <w:p>
-      <w:pPr>
-        <w:pStyle w:val="ListBullet"/>
-      </w:pPr>
-      <w:r>
-        <w:t>I can compute Poisson brackets of polynomials in q and p and of angular momentum components.</w:t>
-      </w:r>
-    </w:p>
-    <w:p>
-      <w:pPr>
-        <w:pStyle w:val="ListBullet"/>
-      </w:pPr>
-      <w:r>
-        <w:t>I can state the relation df/dt = {f, H} and use it to test whether a quantity is conserved.</w:t>
-      </w:r>
-    </w:p>
-    <w:p>
-      <w:pPr>
-        <w:pStyle w:val="ListBullet"/>
-      </w:pPr>
-      <w:r>
-        <w:t>I can rewrite the oscillator with a and a*, obtain H = ωa*a, and derive a(t) = a(0)e^(−iωt).</w:t>
-      </w:r>
-    </w:p>
-    <w:p>
-      <w:pPr>
-        <w:pStyle w:val="ListBullet"/>
-      </w:pPr>
-      <w:r>
-        <w:t>I can write the charged-particle Hamiltonian and state the minimal coupling rule in four-vector form.</w:t>
-      </w:r>
-    </w:p>
-    <w:p>
-      <w:pPr>
-        <w:pStyle w:val="ListBullet"/>
-      </w:pPr>
-      <w:r>
-        <w:t>I can state Dirac's quantization rule and apply it to obtain [a, a†] = 1 and the zero-point energy.</w:t>
+        <w:t>Before moving on, do the Core exercises without looking at the solutions and state this lesson's main result from memory. If both go smoothly, continue; if not, reread the sections the missed exercises cite.</w:t>
       </w:r>
     </w:p>
     <w:p>
@@ -4277,7 +4957,34 @@
     </w:p>
     <w:p>
       <w:r>
-        <w:t>Lesson 7 develops the Maxwell equations: the fields E and B, charge and current, the four equations in differential and integral form, electromagnetic waves, and the covariant form ∂_μF^μν = j^ν that every later lesson uses.</w:t>
+        <w:t>Lesson 7 develops the Maxwell equations: the fields E and B, charge and current, the four equations in differential and integral form, electromagnetic waves, and the covariant form ∂</w:t>
+      </w:r>
+      <w:r>
+        <w:rPr>
+          <w:vertAlign w:val="subscript"/>
+        </w:rPr>
+        <w:t>μ</w:t>
+      </w:r>
+      <w:r>
+        <w:t>F</w:t>
+      </w:r>
+      <w:r>
+        <w:rPr>
+          <w:vertAlign w:val="superscript"/>
+        </w:rPr>
+        <w:t>μν</w:t>
+      </w:r>
+      <w:r>
+        <w:t xml:space="preserve"> = j</w:t>
+      </w:r>
+      <w:r>
+        <w:rPr>
+          <w:vertAlign w:val="superscript"/>
+        </w:rPr>
+        <w:t>ν</w:t>
+      </w:r>
+      <w:r>
+        <w:t xml:space="preserve"> that every later lesson uses.</w:t>
       </w:r>
     </w:p>
     <w:sectPr>
@@ -4316,7 +5023,7 @@
         <w:color w:val="5A5A5A"/>
         <w:sz w:val="16"/>
       </w:rPr>
-      <w:t>QED Course   Lesson 6</w:t>
+      <w:t>A QED Course   Lesson 6</w:t>
     </w:r>
   </w:p>
 </w:hdr>
